--- a/docs/manual/dist/CGA Getting Started (ja).docx
+++ b/docs/manual/dist/CGA Getting Started (ja).docx
@@ -25,17 +25,6 @@
           <w:i w:val="0"/>
           <w:sz w:val="21"/>
         </w:rPr>
-        <w:t>ステータス：コンテンツ作成完了・実行検証待ち</w:t>
-      </w:r>
-    </w:p>
-    <w:p>
-      <w:r>
-        <w:rPr>
-          <w:rFonts w:ascii="Yu Gothic" w:hAnsi="Yu Gothic" w:eastAsia="Yu Gothic"/>
-          <w:b w:val="0"/>
-          <w:i w:val="0"/>
-          <w:sz w:val="21"/>
-        </w:rPr>
         <w:t>ターゲット：CGAを初めて使用するユーザー</w:t>
       </w:r>
     </w:p>
@@ -48,21 +37,6 @@
           <w:sz w:val="21"/>
         </w:rPr>
         <w:t>この記事では、CGAで初めてボットを作成し、最初のテスト結果を確認するプロセスについて説明します。ステップごとに進み、各ステップの予想結果を確認して次のステップに進みます。</w:t>
-      </w:r>
-    </w:p>
-    <w:p>
-      <w:pPr>
-        <w:spacing w:before="80" w:after="160"/>
-        <w:ind w:left="288" w:right="288"/>
-      </w:pPr>
-      <w:r>
-        <w:rPr>
-          <w:rFonts w:ascii="Yu Gothic" w:hAnsi="Yu Gothic" w:eastAsia="Yu Gothic"/>
-          <w:i/>
-          <w:color w:val="5F6368"/>
-          <w:sz w:val="19"/>
-        </w:rPr>
-        <w:t>ボット作成の提出とシミュレータの実行は検証用ボットで確認しました。 ML学習はQueue登録まで確認したが完了していないので、学習完了後の成功経路は運用確定手続きとは見なされません。</w:t>
       </w:r>
     </w:p>
     <w:p>
@@ -1554,21 +1528,6 @@
     </w:p>
     <w:p>
       <w:pPr>
-        <w:spacing w:before="80" w:after="160"/>
-        <w:ind w:left="288" w:right="288"/>
-      </w:pPr>
-      <w:r>
-        <w:rPr>
-          <w:rFonts w:ascii="Yu Gothic" w:hAnsi="Yu Gothic" w:eastAsia="Yu Gothic"/>
-          <w:i/>
-          <w:color w:val="5F6368"/>
-          <w:sz w:val="19"/>
-        </w:rPr>
-        <w:t>検証用ボットの生成結果とバージョン `v1` 画面移動は確認しました。学習要求はキューに登録されましたが、リフレッシュ後に`未学習`状態が維持され、学習履歴には結果がありませんでした。</w:t>
-      </w:r>
-    </w:p>
-    <w:p>
-      <w:pPr>
         <w:pStyle w:val="Heading2"/>
       </w:pPr>
       <w:r>
@@ -1734,17 +1693,6 @@
           <w:sz w:val="21"/>
         </w:rPr>
         <w:t>問題が発生した場合</w:t>
-      </w:r>
-    </w:p>
-    <w:p>
-      <w:r>
-        <w:rPr>
-          <w:rFonts w:ascii="Yu Gothic" w:hAnsi="Yu Gothic" w:eastAsia="Yu Gothic"/>
-          <w:b w:val="0"/>
-          <w:i w:val="0"/>
-          <w:sz w:val="21"/>
-        </w:rPr>
-        <w:t>応答がない場合や予想と異なる場合は、ボット・バージョン、学習またはインデックスの状態、選択したエンジンと回答方法をまず確認します。検証用ボットでは、学習が完了していない状態で`意図未分類`と`学習文がないため意図分類を実行できません`が表示されました。</w:t>
       </w:r>
     </w:p>
     <w:p>
@@ -1962,19 +1910,6 @@
           <w:sz w:val="21"/>
         </w:rPr>
         <w:t>[CGA NLU活用ガイド](../cga-nlu-guide/README.md)</w:t>
-      </w:r>
-    </w:p>
-    <w:p>
-      <w:pPr>
-        <w:pStyle w:val="ListBullet"/>
-        <w:spacing w:after="80"/>
-      </w:pPr>
-      <w:r>
-        <w:rPr>
-          <w:rFonts w:ascii="Yu Gothic" w:hAnsi="Yu Gothic" w:eastAsia="Yu Gothic"/>
-          <w:sz w:val="21"/>
-        </w:rPr>
-        <w:t>[機能検証テーブル](../cga-manual-verification-matrix.md)</w:t>
       </w:r>
     </w:p>
     <w:sectPr>

--- a/docs/manual/dist/CGA Getting Started (ja).docx
+++ b/docs/manual/dist/CGA Getting Started (ja).docx
@@ -72,6 +72,8 @@
       <w:r>
         <w:rPr>
           <w:rFonts w:ascii="Yu Gothic" w:hAnsi="Yu Gothic" w:eastAsia="Yu Gothic"/>
+          <w:b w:val="0"/>
+          <w:i w:val="0"/>
           <w:sz w:val="21"/>
         </w:rPr>
         <w:t>新しいボットを作成する前に必要な情報を準備できます。</w:t>
@@ -85,6 +87,8 @@
       <w:r>
         <w:rPr>
           <w:rFonts w:ascii="Yu Gothic" w:hAnsi="Yu Gothic" w:eastAsia="Yu Gothic"/>
+          <w:b w:val="0"/>
+          <w:i w:val="0"/>
           <w:sz w:val="21"/>
         </w:rPr>
         <w:t>ML・Semantic・LLMのうちどのNLU方式を選択するかを判断できます。</w:t>
@@ -98,6 +102,8 @@
       <w:r>
         <w:rPr>
           <w:rFonts w:ascii="Yu Gothic" w:hAnsi="Yu Gothic" w:eastAsia="Yu Gothic"/>
+          <w:b w:val="0"/>
+          <w:i w:val="0"/>
           <w:sz w:val="21"/>
         </w:rPr>
         <w:t>生成画面でモデル・回答方式・サポート状態を確認できます。</w:t>
@@ -111,6 +117,8 @@
       <w:r>
         <w:rPr>
           <w:rFonts w:ascii="Yu Gothic" w:hAnsi="Yu Gothic" w:eastAsia="Yu Gothic"/>
+          <w:b w:val="0"/>
+          <w:i w:val="0"/>
           <w:sz w:val="21"/>
         </w:rPr>
         <w:t>ボットの作成後、学習やインデックス作成と最初のテストで何を確認するかを知ることができます。</w:t>
@@ -138,6 +146,8 @@
       <w:r>
         <w:rPr>
           <w:rFonts w:ascii="Yu Gothic" w:hAnsi="Yu Gothic" w:eastAsia="Yu Gothic"/>
+          <w:b w:val="0"/>
+          <w:i w:val="0"/>
           <w:sz w:val="21"/>
         </w:rPr>
         <w:t>CGA Studio アカウント</w:t>
@@ -151,6 +161,8 @@
       <w:r>
         <w:rPr>
           <w:rFonts w:ascii="Yu Gothic" w:hAnsi="Yu Gothic" w:eastAsia="Yu Gothic"/>
+          <w:b w:val="0"/>
+          <w:i w:val="0"/>
           <w:sz w:val="21"/>
         </w:rPr>
         <w:t>作成するボット名</w:t>
@@ -164,6 +176,8 @@
       <w:r>
         <w:rPr>
           <w:rFonts w:ascii="Yu Gothic" w:hAnsi="Yu Gothic" w:eastAsia="Yu Gothic"/>
+          <w:b w:val="0"/>
+          <w:i w:val="0"/>
           <w:sz w:val="21"/>
         </w:rPr>
         <w:t>テストに使用する短いユーザー発話</w:t>
@@ -177,6 +191,8 @@
       <w:r>
         <w:rPr>
           <w:rFonts w:ascii="Yu Gothic" w:hAnsi="Yu Gothic" w:eastAsia="Yu Gothic"/>
+          <w:b w:val="0"/>
+          <w:i w:val="0"/>
           <w:sz w:val="21"/>
         </w:rPr>
         <w:t>使用するNLU方式のデフォルト選択</w:t>
@@ -190,7 +206,61 @@
           <w:i w:val="0"/>
           <w:sz w:val="21"/>
         </w:rPr>
-        <w:t>最初の画面に慣れている場合は、`ML`と`固定回答`の組み合わせに基づいて画面を確認することをお勧めします。この組み合わせは、現在の作成画面で`実行・学習可能`として表示されます。実際の作成・学習成功の有無は別途検証が必要です。</w:t>
+        <w:t>最初の画面に慣れている場合は、</w:t>
+      </w:r>
+      <w:r>
+        <w:rPr>
+          <w:rFonts w:ascii="Yu Gothic" w:hAnsi="Yu Gothic" w:eastAsia="Yu Gothic"/>
+          <w:b/>
+          <w:i w:val="0"/>
+          <w:sz w:val="21"/>
+        </w:rPr>
+        <w:t>ML</w:t>
+      </w:r>
+      <w:r>
+        <w:rPr>
+          <w:rFonts w:ascii="Yu Gothic" w:hAnsi="Yu Gothic" w:eastAsia="Yu Gothic"/>
+          <w:b w:val="0"/>
+          <w:i w:val="0"/>
+          <w:sz w:val="21"/>
+        </w:rPr>
+        <w:t>と</w:t>
+      </w:r>
+      <w:r>
+        <w:rPr>
+          <w:rFonts w:ascii="Yu Gothic" w:hAnsi="Yu Gothic" w:eastAsia="Yu Gothic"/>
+          <w:b/>
+          <w:i w:val="0"/>
+          <w:sz w:val="21"/>
+        </w:rPr>
+        <w:t>固定回答</w:t>
+      </w:r>
+      <w:r>
+        <w:rPr>
+          <w:rFonts w:ascii="Yu Gothic" w:hAnsi="Yu Gothic" w:eastAsia="Yu Gothic"/>
+          <w:b w:val="0"/>
+          <w:i w:val="0"/>
+          <w:sz w:val="21"/>
+        </w:rPr>
+        <w:t>の組み合わせに基づいて画面を確認することをお勧めします。この組み合わせは、現在の作成画面で</w:t>
+      </w:r>
+      <w:r>
+        <w:rPr>
+          <w:rFonts w:ascii="Yu Gothic" w:hAnsi="Yu Gothic" w:eastAsia="Yu Gothic"/>
+          <w:b/>
+          <w:i w:val="0"/>
+          <w:sz w:val="21"/>
+        </w:rPr>
+        <w:t>実行・学習可能</w:t>
+      </w:r>
+      <w:r>
+        <w:rPr>
+          <w:rFonts w:ascii="Yu Gothic" w:hAnsi="Yu Gothic" w:eastAsia="Yu Gothic"/>
+          <w:b w:val="0"/>
+          <w:i w:val="0"/>
+          <w:sz w:val="21"/>
+        </w:rPr>
+        <w:t>として表示されます。実際の作成・学習成功の有無は別途検証が必要です。</w:t>
       </w:r>
     </w:p>
     <w:p>
@@ -201,7 +271,25 @@
           <w:i w:val="0"/>
           <w:sz w:val="21"/>
         </w:rPr>
-        <w:t>エンジンの詳細選択基準が必要な場合は、まず[NLU活用ガイド](../cga-nlu-guide/README.md)を確認してください。</w:t>
+        <w:t>エンジンの詳細選択基準が必要な場合は、まず</w:t>
+      </w:r>
+      <w:r>
+        <w:rPr>
+          <w:rFonts w:ascii="Yu Gothic" w:hAnsi="Yu Gothic" w:eastAsia="Yu Gothic"/>
+          <w:b w:val="0"/>
+          <w:i w:val="0"/>
+          <w:sz w:val="21"/>
+        </w:rPr>
+        <w:t>NLU活用ガイド</w:t>
+      </w:r>
+      <w:r>
+        <w:rPr>
+          <w:rFonts w:ascii="Yu Gothic" w:hAnsi="Yu Gothic" w:eastAsia="Yu Gothic"/>
+          <w:b w:val="0"/>
+          <w:i w:val="0"/>
+          <w:sz w:val="21"/>
+        </w:rPr>
+        <w:t>を確認してください。</w:t>
       </w:r>
     </w:p>
     <w:p>
@@ -263,6 +351,7 @@
               <w:rPr>
                 <w:rFonts w:ascii="Yu Gothic" w:hAnsi="Yu Gothic" w:eastAsia="Yu Gothic"/>
                 <w:b/>
+                <w:i w:val="0"/>
                 <w:color w:val="1F4D78"/>
                 <w:sz w:val="18"/>
               </w:rPr>
@@ -305,6 +394,7 @@
               <w:rPr>
                 <w:rFonts w:ascii="Yu Gothic" w:hAnsi="Yu Gothic" w:eastAsia="Yu Gothic"/>
                 <w:b w:val="0"/>
+                <w:i w:val="0"/>
                 <w:sz w:val="18"/>
               </w:rPr>
               <w:t>ボット名</w:t>
@@ -331,6 +421,7 @@
               <w:rPr>
                 <w:rFonts w:ascii="Yu Gothic" w:hAnsi="Yu Gothic" w:eastAsia="Yu Gothic"/>
                 <w:b w:val="0"/>
+                <w:i w:val="0"/>
                 <w:sz w:val="18"/>
               </w:rPr>
               <w:t>休暇お問い合わせテストボット</w:t>
@@ -359,6 +450,7 @@
               <w:rPr>
                 <w:rFonts w:ascii="Yu Gothic" w:hAnsi="Yu Gothic" w:eastAsia="Yu Gothic"/>
                 <w:b w:val="0"/>
+                <w:i w:val="0"/>
                 <w:sz w:val="18"/>
               </w:rPr>
               <w:t>意図休暇の残りの日</w:t>
@@ -400,6 +492,7 @@
               <w:rPr>
                 <w:rFonts w:ascii="Yu Gothic" w:hAnsi="Yu Gothic" w:eastAsia="Yu Gothic"/>
                 <w:b w:val="0"/>
+                <w:i w:val="0"/>
                 <w:sz w:val="18"/>
               </w:rPr>
               <w:t>学習文例残りの休暇は何日ですか？</w:t>
@@ -441,6 +534,7 @@
               <w:rPr>
                 <w:rFonts w:ascii="Yu Gothic" w:hAnsi="Yu Gothic" w:eastAsia="Yu Gothic"/>
                 <w:b w:val="0"/>
+                <w:i w:val="0"/>
                 <w:sz w:val="18"/>
               </w:rPr>
               <w:t>テスト発火休暇はどれくらい残りましたか？</w:t>
@@ -482,6 +576,7 @@
               <w:rPr>
                 <w:rFonts w:ascii="Yu Gothic" w:hAnsi="Yu Gothic" w:eastAsia="Yu Gothic"/>
                 <w:b w:val="0"/>
+                <w:i w:val="0"/>
                 <w:sz w:val="18"/>
               </w:rPr>
               <w:t>最初の答え方法決まった答え</w:t>
@@ -570,41 +665,47 @@
     </w:p>
     <w:p>
       <w:pPr>
-        <w:pStyle w:val="ListNumber"/>
         <w:spacing w:after="80"/>
+        <w:ind w:left="360" w:hanging="288"/>
       </w:pPr>
       <w:r>
         <w:rPr>
           <w:rFonts w:ascii="Yu Gothic" w:hAnsi="Yu Gothic" w:eastAsia="Yu Gothic"/>
+          <w:b w:val="0"/>
+          <w:i w:val="0"/>
           <w:sz w:val="21"/>
         </w:rPr>
-        <w:t>CGA Studioログイン画面を開きます。</w:t>
+        <w:t>1. CGA Studioログイン画面を開きます。</w:t>
       </w:r>
     </w:p>
     <w:p>
       <w:pPr>
-        <w:pStyle w:val="ListNumber"/>
         <w:spacing w:after="80"/>
+        <w:ind w:left="360" w:hanging="288"/>
       </w:pPr>
       <w:r>
         <w:rPr>
           <w:rFonts w:ascii="Yu Gothic" w:hAnsi="Yu Gothic" w:eastAsia="Yu Gothic"/>
+          <w:b w:val="0"/>
+          <w:i w:val="0"/>
           <w:sz w:val="21"/>
         </w:rPr>
-        <w:t>アカウント情報を入力してください。</w:t>
+        <w:t>2. アカウント情報を入力してください。</w:t>
       </w:r>
     </w:p>
     <w:p>
       <w:pPr>
-        <w:pStyle w:val="ListNumber"/>
         <w:spacing w:after="80"/>
+        <w:ind w:left="360" w:hanging="288"/>
       </w:pPr>
       <w:r>
         <w:rPr>
           <w:rFonts w:ascii="Yu Gothic" w:hAnsi="Yu Gothic" w:eastAsia="Yu Gothic"/>
+          <w:b w:val="0"/>
+          <w:i w:val="0"/>
           <w:sz w:val="21"/>
         </w:rPr>
-        <w:t>ログインボタンを選択します。</w:t>
+        <w:t>3. ログインボタンを選択します。</w:t>
       </w:r>
     </w:p>
     <w:p>
@@ -712,93 +813,179 @@
     </w:p>
     <w:p>
       <w:pPr>
-        <w:pStyle w:val="ListNumber"/>
         <w:spacing w:after="80"/>
+        <w:ind w:left="360" w:hanging="288"/>
       </w:pPr>
       <w:r>
         <w:rPr>
           <w:rFonts w:ascii="Yu Gothic" w:hAnsi="Yu Gothic" w:eastAsia="Yu Gothic"/>
+          <w:b w:val="0"/>
+          <w:i w:val="0"/>
           <w:sz w:val="21"/>
         </w:rPr>
-        <w:t>ボット作成画面に移動します。</w:t>
+        <w:t>1. ボット作成画面に移動します。</w:t>
       </w:r>
     </w:p>
     <w:p>
       <w:pPr>
-        <w:pStyle w:val="ListNumber"/>
         <w:spacing w:after="80"/>
+        <w:ind w:left="360" w:hanging="288"/>
       </w:pPr>
       <w:r>
         <w:rPr>
           <w:rFonts w:ascii="Yu Gothic" w:hAnsi="Yu Gothic" w:eastAsia="Yu Gothic"/>
+          <w:b w:val="0"/>
+          <w:i w:val="0"/>
           <w:sz w:val="21"/>
         </w:rPr>
-        <w:t>ボットタイプで `ボット` を選択します。</w:t>
+        <w:t xml:space="preserve">2. ボットタイプで </w:t>
+      </w:r>
+      <w:r>
+        <w:rPr>
+          <w:rFonts w:ascii="Yu Gothic" w:hAnsi="Yu Gothic" w:eastAsia="Yu Gothic"/>
+          <w:b/>
+          <w:i w:val="0"/>
+          <w:sz w:val="21"/>
+        </w:rPr>
+        <w:t>ボット</w:t>
+      </w:r>
+      <w:r>
+        <w:rPr>
+          <w:rFonts w:ascii="Yu Gothic" w:hAnsi="Yu Gothic" w:eastAsia="Yu Gothic"/>
+          <w:b w:val="0"/>
+          <w:i w:val="0"/>
+          <w:sz w:val="21"/>
+        </w:rPr>
+        <w:t xml:space="preserve"> を選択します。</w:t>
       </w:r>
     </w:p>
     <w:p>
       <w:pPr>
-        <w:pStyle w:val="ListNumber"/>
         <w:spacing w:after="80"/>
+        <w:ind w:left="360" w:hanging="288"/>
       </w:pPr>
       <w:r>
         <w:rPr>
           <w:rFonts w:ascii="Yu Gothic" w:hAnsi="Yu Gothic" w:eastAsia="Yu Gothic"/>
+          <w:b w:val="0"/>
+          <w:i w:val="0"/>
           <w:sz w:val="21"/>
         </w:rPr>
-        <w:t>テキストタイプまたはボイスタイプを選択します。</w:t>
+        <w:t>3. テキストタイプまたはボイスタイプを選択します。</w:t>
       </w:r>
     </w:p>
     <w:p>
       <w:pPr>
-        <w:pStyle w:val="ListNumber"/>
         <w:spacing w:after="80"/>
+        <w:ind w:left="360" w:hanging="288"/>
       </w:pPr>
       <w:r>
         <w:rPr>
           <w:rFonts w:ascii="Yu Gothic" w:hAnsi="Yu Gothic" w:eastAsia="Yu Gothic"/>
+          <w:b w:val="0"/>
+          <w:i w:val="0"/>
           <w:sz w:val="21"/>
         </w:rPr>
-        <w:t>プロファイル領域でPC画像を選択できます。</w:t>
+        <w:t>4. プロファイル領域でPC画像を選択できます。</w:t>
       </w:r>
     </w:p>
     <w:p>
       <w:pPr>
-        <w:pStyle w:val="ListNumber"/>
         <w:spacing w:after="80"/>
+        <w:ind w:left="360" w:hanging="288"/>
       </w:pPr>
       <w:r>
         <w:rPr>
           <w:rFonts w:ascii="Yu Gothic" w:hAnsi="Yu Gothic" w:eastAsia="Yu Gothic"/>
+          <w:b w:val="0"/>
+          <w:i w:val="0"/>
           <w:sz w:val="21"/>
         </w:rPr>
-        <w:t>`ボット名を入力してください。` フィールドにボット名を入力します。</w:t>
+        <w:t xml:space="preserve">5. </w:t>
+      </w:r>
+      <w:r>
+        <w:rPr>
+          <w:rFonts w:ascii="Yu Gothic" w:hAnsi="Yu Gothic" w:eastAsia="Yu Gothic"/>
+          <w:b/>
+          <w:i w:val="0"/>
+          <w:sz w:val="21"/>
+        </w:rPr>
+        <w:t>ボット名を入力してください。</w:t>
+      </w:r>
+      <w:r>
+        <w:rPr>
+          <w:rFonts w:ascii="Yu Gothic" w:hAnsi="Yu Gothic" w:eastAsia="Yu Gothic"/>
+          <w:b w:val="0"/>
+          <w:i w:val="0"/>
+          <w:sz w:val="21"/>
+        </w:rPr>
+        <w:t xml:space="preserve"> フィールドにボット名を入力します。</w:t>
       </w:r>
     </w:p>
     <w:p>
       <w:pPr>
-        <w:pStyle w:val="ListNumber"/>
         <w:spacing w:after="80"/>
+        <w:ind w:left="360" w:hanging="288"/>
       </w:pPr>
       <w:r>
         <w:rPr>
           <w:rFonts w:ascii="Yu Gothic" w:hAnsi="Yu Gothic" w:eastAsia="Yu Gothic"/>
+          <w:b w:val="0"/>
+          <w:i w:val="0"/>
           <w:sz w:val="21"/>
         </w:rPr>
-        <w:t>言語で`韓国語`を確認してください。</w:t>
+        <w:t>6. 言語で</w:t>
+      </w:r>
+      <w:r>
+        <w:rPr>
+          <w:rFonts w:ascii="Yu Gothic" w:hAnsi="Yu Gothic" w:eastAsia="Yu Gothic"/>
+          <w:b/>
+          <w:i w:val="0"/>
+          <w:sz w:val="21"/>
+        </w:rPr>
+        <w:t>韓国語</w:t>
+      </w:r>
+      <w:r>
+        <w:rPr>
+          <w:rFonts w:ascii="Yu Gothic" w:hAnsi="Yu Gothic" w:eastAsia="Yu Gothic"/>
+          <w:b w:val="0"/>
+          <w:i w:val="0"/>
+          <w:sz w:val="21"/>
+        </w:rPr>
+        <w:t>を確認してください。</w:t>
       </w:r>
     </w:p>
     <w:p>
       <w:pPr>
-        <w:pStyle w:val="ListNumber"/>
         <w:spacing w:after="80"/>
+        <w:ind w:left="360" w:hanging="288"/>
       </w:pPr>
       <w:r>
         <w:rPr>
           <w:rFonts w:ascii="Yu Gothic" w:hAnsi="Yu Gothic" w:eastAsia="Yu Gothic"/>
+          <w:b w:val="0"/>
+          <w:i w:val="0"/>
           <w:sz w:val="21"/>
         </w:rPr>
-        <w:t>必要に応じて、`ボットを説明する紹介文を入力してください。`フィールドに紹介を入力します。</w:t>
+        <w:t>7. 必要に応じて、</w:t>
+      </w:r>
+      <w:r>
+        <w:rPr>
+          <w:rFonts w:ascii="Yu Gothic" w:hAnsi="Yu Gothic" w:eastAsia="Yu Gothic"/>
+          <w:b/>
+          <w:i w:val="0"/>
+          <w:sz w:val="21"/>
+        </w:rPr>
+        <w:t>ボットを説明する紹介文を入力してください。</w:t>
+      </w:r>
+      <w:r>
+        <w:rPr>
+          <w:rFonts w:ascii="Yu Gothic" w:hAnsi="Yu Gothic" w:eastAsia="Yu Gothic"/>
+          <w:b w:val="0"/>
+          <w:i w:val="0"/>
+          <w:sz w:val="21"/>
+        </w:rPr>
+        <w:t>フィールドに紹介を入力します。</w:t>
       </w:r>
     </w:p>
     <w:p>
@@ -870,6 +1057,8 @@
       <w:r>
         <w:rPr>
           <w:rFonts w:ascii="Yu Gothic" w:hAnsi="Yu Gothic" w:eastAsia="Yu Gothic"/>
+          <w:b w:val="0"/>
+          <w:i w:val="0"/>
           <w:sz w:val="21"/>
         </w:rPr>
         <w:t>ボット名を他のボットと混同しない可能性がありますか</w:t>
@@ -883,6 +1072,8 @@
       <w:r>
         <w:rPr>
           <w:rFonts w:ascii="Yu Gothic" w:hAnsi="Yu Gothic" w:eastAsia="Yu Gothic"/>
+          <w:b w:val="0"/>
+          <w:i w:val="0"/>
           <w:sz w:val="21"/>
         </w:rPr>
         <w:t>テスト発話を一文で用意したか</w:t>
@@ -896,6 +1087,8 @@
       <w:r>
         <w:rPr>
           <w:rFonts w:ascii="Yu Gothic" w:hAnsi="Yu Gothic" w:eastAsia="Yu Gothic"/>
+          <w:b w:val="0"/>
+          <w:i w:val="0"/>
           <w:sz w:val="21"/>
         </w:rPr>
         <w:t>実際の運用データや個人情報をテスト入力に使用していないか</w:t>
@@ -958,11 +1151,20 @@
       <w:r>
         <w:rPr>
           <w:rFonts w:ascii="Yu Gothic" w:hAnsi="Yu Gothic" w:eastAsia="Yu Gothic"/>
+          <w:b/>
+          <w:i w:val="0"/>
+          <w:sz w:val="21"/>
+        </w:rPr>
+        <w:t>NLU方式</w:t>
+      </w:r>
+      <w:r>
+        <w:rPr>
+          <w:rFonts w:ascii="Yu Gothic" w:hAnsi="Yu Gothic" w:eastAsia="Yu Gothic"/>
           <w:b w:val="0"/>
           <w:i w:val="0"/>
           <w:sz w:val="21"/>
         </w:rPr>
-        <w:t>`NLU方式`で次のいずれかを選択します。</w:t>
+        <w:t>で次のいずれかを選択します。</w:t>
       </w:r>
     </w:p>
     <w:p>
@@ -973,9 +1175,11 @@
       <w:r>
         <w:rPr>
           <w:rFonts w:ascii="Yu Gothic" w:hAnsi="Yu Gothic" w:eastAsia="Yu Gothic"/>
+          <w:b/>
+          <w:i w:val="0"/>
           <w:sz w:val="21"/>
         </w:rPr>
-        <w:t>`ML`</w:t>
+        <w:t>ML</w:t>
       </w:r>
     </w:p>
     <w:p>
@@ -986,9 +1190,11 @@
       <w:r>
         <w:rPr>
           <w:rFonts w:ascii="Yu Gothic" w:hAnsi="Yu Gothic" w:eastAsia="Yu Gothic"/>
+          <w:b/>
+          <w:i w:val="0"/>
           <w:sz w:val="21"/>
         </w:rPr>
-        <w:t>`Semantic - Vector Worker`</w:t>
+        <w:t>Semantic - Vector Worker</w:t>
       </w:r>
     </w:p>
     <w:p>
@@ -999,9 +1205,11 @@
       <w:r>
         <w:rPr>
           <w:rFonts w:ascii="Yu Gothic" w:hAnsi="Yu Gothic" w:eastAsia="Yu Gothic"/>
+          <w:b/>
+          <w:i w:val="0"/>
           <w:sz w:val="21"/>
         </w:rPr>
-        <w:t>`Semantic - External Embedding`</w:t>
+        <w:t>Semantic - External Embedding</w:t>
       </w:r>
     </w:p>
     <w:p>
@@ -1012,9 +1220,11 @@
       <w:r>
         <w:rPr>
           <w:rFonts w:ascii="Yu Gothic" w:hAnsi="Yu Gothic" w:eastAsia="Yu Gothic"/>
+          <w:b/>
+          <w:i w:val="0"/>
           <w:sz w:val="21"/>
         </w:rPr>
-        <w:t>`LLM Engine`</w:t>
+        <w:t>LLM Engine</w:t>
       </w:r>
     </w:p>
     <w:p>
@@ -1039,7 +1249,43 @@
           <w:i w:val="0"/>
           <w:sz w:val="21"/>
         </w:rPr>
-        <w:t>選択した方式に合ったNLUモデルと追加設定項目が表示されます。たとえば、`Semantic - External Embedding`を選択すると埋め込みモデルとIntent Vector DB接続項目が表示され、`LLM Engine`を選択するとProviderと詳細モデル項目が表示されます。</w:t>
+        <w:t>選択した方式に合ったNLUモデルと追加設定項目が表示されます。たとえば、</w:t>
+      </w:r>
+      <w:r>
+        <w:rPr>
+          <w:rFonts w:ascii="Yu Gothic" w:hAnsi="Yu Gothic" w:eastAsia="Yu Gothic"/>
+          <w:b/>
+          <w:i w:val="0"/>
+          <w:sz w:val="21"/>
+        </w:rPr>
+        <w:t>Semantic - External Embedding</w:t>
+      </w:r>
+      <w:r>
+        <w:rPr>
+          <w:rFonts w:ascii="Yu Gothic" w:hAnsi="Yu Gothic" w:eastAsia="Yu Gothic"/>
+          <w:b w:val="0"/>
+          <w:i w:val="0"/>
+          <w:sz w:val="21"/>
+        </w:rPr>
+        <w:t>を選択すると埋め込みモデルとIntent Vector DB接続項目が表示され、</w:t>
+      </w:r>
+      <w:r>
+        <w:rPr>
+          <w:rFonts w:ascii="Yu Gothic" w:hAnsi="Yu Gothic" w:eastAsia="Yu Gothic"/>
+          <w:b/>
+          <w:i w:val="0"/>
+          <w:sz w:val="21"/>
+        </w:rPr>
+        <w:t>LLM Engine</w:t>
+      </w:r>
+      <w:r>
+        <w:rPr>
+          <w:rFonts w:ascii="Yu Gothic" w:hAnsi="Yu Gothic" w:eastAsia="Yu Gothic"/>
+          <w:b w:val="0"/>
+          <w:i w:val="0"/>
+          <w:sz w:val="21"/>
+        </w:rPr>
+        <w:t>を選択するとProviderと詳細モデル項目が表示されます。</w:t>
       </w:r>
     </w:p>
     <w:p>
@@ -1064,6 +1310,8 @@
       <w:r>
         <w:rPr>
           <w:rFonts w:ascii="Yu Gothic" w:hAnsi="Yu Gothic" w:eastAsia="Yu Gothic"/>
+          <w:b w:val="0"/>
+          <w:i w:val="0"/>
           <w:sz w:val="21"/>
         </w:rPr>
         <w:t>学習文と意図を直接設計する開始点であれば、MLを確認してください。</w:t>
@@ -1077,6 +1325,8 @@
       <w:r>
         <w:rPr>
           <w:rFonts w:ascii="Yu Gothic" w:hAnsi="Yu Gothic" w:eastAsia="Yu Gothic"/>
+          <w:b w:val="0"/>
+          <w:i w:val="0"/>
           <w:sz w:val="21"/>
         </w:rPr>
         <w:t>意味類似度と Vector DB を使用する構造であれば、Semantic を確認します。</w:t>
@@ -1090,6 +1340,8 @@
       <w:r>
         <w:rPr>
           <w:rFonts w:ascii="Yu Gothic" w:hAnsi="Yu Gothic" w:eastAsia="Yu Gothic"/>
+          <w:b w:val="0"/>
+          <w:i w:val="0"/>
           <w:sz w:val="21"/>
         </w:rPr>
         <w:t>LLM Providerとモデルを運用する準備ができている場合は、LLMを確認してください。</w:t>
@@ -1103,7 +1355,25 @@
           <w:i w:val="0"/>
           <w:sz w:val="21"/>
         </w:rPr>
-        <w:t>具体的な選択については、[エンジン比較表](../cga-nlu-guide/engine-comparison.md)を参照してください。</w:t>
+        <w:t>具体的な選択については、</w:t>
+      </w:r>
+      <w:r>
+        <w:rPr>
+          <w:rFonts w:ascii="Yu Gothic" w:hAnsi="Yu Gothic" w:eastAsia="Yu Gothic"/>
+          <w:b w:val="0"/>
+          <w:i w:val="0"/>
+          <w:sz w:val="21"/>
+        </w:rPr>
+        <w:t>エンジン比較表</w:t>
+      </w:r>
+      <w:r>
+        <w:rPr>
+          <w:rFonts w:ascii="Yu Gothic" w:hAnsi="Yu Gothic" w:eastAsia="Yu Gothic"/>
+          <w:b w:val="0"/>
+          <w:i w:val="0"/>
+          <w:sz w:val="21"/>
+        </w:rPr>
+        <w:t>を参照してください。</w:t>
       </w:r>
     </w:p>
     <w:p>
@@ -1161,54 +1431,170 @@
     </w:p>
     <w:p>
       <w:pPr>
-        <w:pStyle w:val="ListNumber"/>
         <w:spacing w:after="80"/>
+        <w:ind w:left="360" w:hanging="288"/>
       </w:pPr>
       <w:r>
         <w:rPr>
           <w:rFonts w:ascii="Yu Gothic" w:hAnsi="Yu Gothic" w:eastAsia="Yu Gothic"/>
+          <w:b w:val="0"/>
+          <w:i w:val="0"/>
           <w:sz w:val="21"/>
         </w:rPr>
-        <w:t>`NLUモデル`で選択可能なモデルを確認してください。</w:t>
+        <w:t xml:space="preserve">1. </w:t>
+      </w:r>
+      <w:r>
+        <w:rPr>
+          <w:rFonts w:ascii="Yu Gothic" w:hAnsi="Yu Gothic" w:eastAsia="Yu Gothic"/>
+          <w:b/>
+          <w:i w:val="0"/>
+          <w:sz w:val="21"/>
+        </w:rPr>
+        <w:t>NLUモデル</w:t>
+      </w:r>
+      <w:r>
+        <w:rPr>
+          <w:rFonts w:ascii="Yu Gothic" w:hAnsi="Yu Gothic" w:eastAsia="Yu Gothic"/>
+          <w:b w:val="0"/>
+          <w:i w:val="0"/>
+          <w:sz w:val="21"/>
+        </w:rPr>
+        <w:t>で選択可能なモデルを確認してください。</w:t>
       </w:r>
     </w:p>
     <w:p>
       <w:pPr>
-        <w:pStyle w:val="ListNumber"/>
         <w:spacing w:after="80"/>
+        <w:ind w:left="360" w:hanging="288"/>
       </w:pPr>
       <w:r>
         <w:rPr>
           <w:rFonts w:ascii="Yu Gothic" w:hAnsi="Yu Gothic" w:eastAsia="Yu Gothic"/>
+          <w:b w:val="0"/>
+          <w:i w:val="0"/>
           <w:sz w:val="21"/>
         </w:rPr>
-        <w:t>`応答方式`で定められた回答、Semantic Engine RAGの回答、LLM Engine RAGの回答、LLM Engineの回答の中から選択可能な項目を確認してください。</w:t>
+        <w:t xml:space="preserve">2. </w:t>
+      </w:r>
+      <w:r>
+        <w:rPr>
+          <w:rFonts w:ascii="Yu Gothic" w:hAnsi="Yu Gothic" w:eastAsia="Yu Gothic"/>
+          <w:b/>
+          <w:i w:val="0"/>
+          <w:sz w:val="21"/>
+        </w:rPr>
+        <w:t>応答方式</w:t>
+      </w:r>
+      <w:r>
+        <w:rPr>
+          <w:rFonts w:ascii="Yu Gothic" w:hAnsi="Yu Gothic" w:eastAsia="Yu Gothic"/>
+          <w:b w:val="0"/>
+          <w:i w:val="0"/>
+          <w:sz w:val="21"/>
+        </w:rPr>
+        <w:t>で定められた回答、Semantic Engine RAGの回答、LLM Engine RAGの回答、LLM Engineの回答の中から選択可能な項目を確認してください。</w:t>
       </w:r>
     </w:p>
     <w:p>
       <w:pPr>
-        <w:pStyle w:val="ListNumber"/>
         <w:spacing w:after="80"/>
+        <w:ind w:left="360" w:hanging="288"/>
       </w:pPr>
       <w:r>
         <w:rPr>
           <w:rFonts w:ascii="Yu Gothic" w:hAnsi="Yu Gothic" w:eastAsia="Yu Gothic"/>
+          <w:b w:val="0"/>
+          <w:i w:val="0"/>
           <w:sz w:val="21"/>
         </w:rPr>
-        <w:t>選択組み合わせのサポート状態を確認します。</w:t>
+        <w:t>3. 選択組み合わせのサポート状態を確認します。</w:t>
       </w:r>
     </w:p>
     <w:p>
       <w:pPr>
-        <w:pStyle w:val="ListNumber"/>
         <w:spacing w:after="80"/>
+        <w:ind w:left="360" w:hanging="288"/>
       </w:pPr>
       <w:r>
         <w:rPr>
           <w:rFonts w:ascii="Yu Gothic" w:hAnsi="Yu Gothic" w:eastAsia="Yu Gothic"/>
+          <w:b w:val="0"/>
+          <w:i w:val="0"/>
           <w:sz w:val="21"/>
         </w:rPr>
-        <w:t>最初の設定を確認するときは、`ML`+`DeepLearning Lite`+`固定回答`の組み合わせが`実行・学習可能`と表示されていることを確認してください。</w:t>
+        <w:t>4. 最初の設定を確認するときは、</w:t>
+      </w:r>
+      <w:r>
+        <w:rPr>
+          <w:rFonts w:ascii="Yu Gothic" w:hAnsi="Yu Gothic" w:eastAsia="Yu Gothic"/>
+          <w:b/>
+          <w:i w:val="0"/>
+          <w:sz w:val="21"/>
+        </w:rPr>
+        <w:t>ML</w:t>
+      </w:r>
+      <w:r>
+        <w:rPr>
+          <w:rFonts w:ascii="Yu Gothic" w:hAnsi="Yu Gothic" w:eastAsia="Yu Gothic"/>
+          <w:b w:val="0"/>
+          <w:i w:val="0"/>
+          <w:sz w:val="21"/>
+        </w:rPr>
+        <w:t>+</w:t>
+      </w:r>
+      <w:r>
+        <w:rPr>
+          <w:rFonts w:ascii="Yu Gothic" w:hAnsi="Yu Gothic" w:eastAsia="Yu Gothic"/>
+          <w:b/>
+          <w:i w:val="0"/>
+          <w:sz w:val="21"/>
+        </w:rPr>
+        <w:t>DeepLearning Lite</w:t>
+      </w:r>
+      <w:r>
+        <w:rPr>
+          <w:rFonts w:ascii="Yu Gothic" w:hAnsi="Yu Gothic" w:eastAsia="Yu Gothic"/>
+          <w:b w:val="0"/>
+          <w:i w:val="0"/>
+          <w:sz w:val="21"/>
+        </w:rPr>
+        <w:t>+</w:t>
+      </w:r>
+      <w:r>
+        <w:rPr>
+          <w:rFonts w:ascii="Yu Gothic" w:hAnsi="Yu Gothic" w:eastAsia="Yu Gothic"/>
+          <w:b/>
+          <w:i w:val="0"/>
+          <w:sz w:val="21"/>
+        </w:rPr>
+        <w:t>固定回答</w:t>
+      </w:r>
+      <w:r>
+        <w:rPr>
+          <w:rFonts w:ascii="Yu Gothic" w:hAnsi="Yu Gothic" w:eastAsia="Yu Gothic"/>
+          <w:b w:val="0"/>
+          <w:i w:val="0"/>
+          <w:sz w:val="21"/>
+        </w:rPr>
+        <w:t>の組み合わせが</w:t>
+      </w:r>
+      <w:r>
+        <w:rPr>
+          <w:rFonts w:ascii="Yu Gothic" w:hAnsi="Yu Gothic" w:eastAsia="Yu Gothic"/>
+          <w:b/>
+          <w:i w:val="0"/>
+          <w:sz w:val="21"/>
+        </w:rPr>
+        <w:t>実行・学習可能</w:t>
+      </w:r>
+      <w:r>
+        <w:rPr>
+          <w:rFonts w:ascii="Yu Gothic" w:hAnsi="Yu Gothic" w:eastAsia="Yu Gothic"/>
+          <w:b w:val="0"/>
+          <w:i w:val="0"/>
+          <w:sz w:val="21"/>
+        </w:rPr>
+        <w:t>と表示されていることを確認してください。</w:t>
       </w:r>
     </w:p>
     <w:p>
@@ -1380,7 +1766,25 @@
           <w:i w:val="0"/>
           <w:sz w:val="21"/>
         </w:rPr>
-        <w:t>エンジン固有の詳細データの作成と品質の向上は、[NLU活用ガイド](../cga-nlu-guide/README.md)の該当する章で説明されています。</w:t>
+        <w:t>エンジン固有の詳細データの作成と品質の向上は、</w:t>
+      </w:r>
+      <w:r>
+        <w:rPr>
+          <w:rFonts w:ascii="Yu Gothic" w:hAnsi="Yu Gothic" w:eastAsia="Yu Gothic"/>
+          <w:b w:val="0"/>
+          <w:i w:val="0"/>
+          <w:sz w:val="21"/>
+        </w:rPr>
+        <w:t>NLU活用ガイド</w:t>
+      </w:r>
+      <w:r>
+        <w:rPr>
+          <w:rFonts w:ascii="Yu Gothic" w:hAnsi="Yu Gothic" w:eastAsia="Yu Gothic"/>
+          <w:b w:val="0"/>
+          <w:i w:val="0"/>
+          <w:sz w:val="21"/>
+        </w:rPr>
+        <w:t>の該当する章で説明されています。</w:t>
       </w:r>
     </w:p>
     <w:p>
@@ -1438,67 +1842,95 @@
     </w:p>
     <w:p>
       <w:pPr>
-        <w:pStyle w:val="ListNumber"/>
         <w:spacing w:after="80"/>
+        <w:ind w:left="360" w:hanging="288"/>
       </w:pPr>
       <w:r>
         <w:rPr>
           <w:rFonts w:ascii="Yu Gothic" w:hAnsi="Yu Gothic" w:eastAsia="Yu Gothic"/>
+          <w:b w:val="0"/>
+          <w:i w:val="0"/>
           <w:sz w:val="21"/>
         </w:rPr>
-        <w:t>入力とエンジンの組み合わせを再確認してください。</w:t>
+        <w:t>1. 入力とエンジンの組み合わせを再確認してください。</w:t>
       </w:r>
     </w:p>
     <w:p>
       <w:pPr>
-        <w:pStyle w:val="ListNumber"/>
         <w:spacing w:after="80"/>
+        <w:ind w:left="360" w:hanging="288"/>
       </w:pPr>
       <w:r>
         <w:rPr>
           <w:rFonts w:ascii="Yu Gothic" w:hAnsi="Yu Gothic" w:eastAsia="Yu Gothic"/>
+          <w:b w:val="0"/>
+          <w:i w:val="0"/>
           <w:sz w:val="21"/>
         </w:rPr>
-        <w:t>作成画面の`確認`ボタンを選択します。</w:t>
+        <w:t>2. 作成画面の</w:t>
+      </w:r>
+      <w:r>
+        <w:rPr>
+          <w:rFonts w:ascii="Yu Gothic" w:hAnsi="Yu Gothic" w:eastAsia="Yu Gothic"/>
+          <w:b/>
+          <w:i w:val="0"/>
+          <w:sz w:val="21"/>
+        </w:rPr>
+        <w:t>確認</w:t>
+      </w:r>
+      <w:r>
+        <w:rPr>
+          <w:rFonts w:ascii="Yu Gothic" w:hAnsi="Yu Gothic" w:eastAsia="Yu Gothic"/>
+          <w:b w:val="0"/>
+          <w:i w:val="0"/>
+          <w:sz w:val="21"/>
+        </w:rPr>
+        <w:t>ボタンを選択します。</w:t>
       </w:r>
     </w:p>
     <w:p>
       <w:pPr>
-        <w:pStyle w:val="ListNumber"/>
         <w:spacing w:after="80"/>
+        <w:ind w:left="360" w:hanging="288"/>
       </w:pPr>
       <w:r>
         <w:rPr>
           <w:rFonts w:ascii="Yu Gothic" w:hAnsi="Yu Gothic" w:eastAsia="Yu Gothic"/>
+          <w:b w:val="0"/>
+          <w:i w:val="0"/>
           <w:sz w:val="21"/>
         </w:rPr>
-        <w:t>生成結果とバージョンステータスを確認します。</w:t>
+        <w:t>3. 生成結果とバージョンステータスを確認します。</w:t>
       </w:r>
     </w:p>
     <w:p>
       <w:pPr>
-        <w:pStyle w:val="ListNumber"/>
         <w:spacing w:after="80"/>
+        <w:ind w:left="360" w:hanging="288"/>
       </w:pPr>
       <w:r>
         <w:rPr>
           <w:rFonts w:ascii="Yu Gothic" w:hAnsi="Yu Gothic" w:eastAsia="Yu Gothic"/>
+          <w:b w:val="0"/>
+          <w:i w:val="0"/>
           <w:sz w:val="21"/>
         </w:rPr>
-        <w:t>選択したエンジンに必要な学習またはインデックス準備ジョブを実行します。</w:t>
+        <w:t>4. 選択したエンジンに必要な学習またはインデックス準備ジョブを実行します。</w:t>
       </w:r>
     </w:p>
     <w:p>
       <w:pPr>
-        <w:pStyle w:val="ListNumber"/>
         <w:spacing w:after="80"/>
+        <w:ind w:left="360" w:hanging="288"/>
       </w:pPr>
       <w:r>
         <w:rPr>
           <w:rFonts w:ascii="Yu Gothic" w:hAnsi="Yu Gothic" w:eastAsia="Yu Gothic"/>
+          <w:b w:val="0"/>
+          <w:i w:val="0"/>
           <w:sz w:val="21"/>
         </w:rPr>
-        <w:t>状態が完了または使用可能な状態に変わったことを確認します。</w:t>
+        <w:t>5. 状態が完了または使用可能な状態に変わったことを確認します。</w:t>
       </w:r>
     </w:p>
     <w:p>
@@ -1548,7 +1980,61 @@
           <w:i w:val="0"/>
           <w:sz w:val="21"/>
         </w:rPr>
-        <w:t>学習ボタンが `学習中` に変わり、リフレッシュ後に再度 `学習する` と `未学習` と表示された場合、学習は成功しません。学習履歴検索で完了時間とステータスを確認し、結果がない場合はシミュレータテストを品質チェックとして使用しません。</w:t>
+        <w:t xml:space="preserve">学習ボタンが </w:t>
+      </w:r>
+      <w:r>
+        <w:rPr>
+          <w:rFonts w:ascii="Yu Gothic" w:hAnsi="Yu Gothic" w:eastAsia="Yu Gothic"/>
+          <w:b/>
+          <w:i w:val="0"/>
+          <w:sz w:val="21"/>
+        </w:rPr>
+        <w:t>学習中</w:t>
+      </w:r>
+      <w:r>
+        <w:rPr>
+          <w:rFonts w:ascii="Yu Gothic" w:hAnsi="Yu Gothic" w:eastAsia="Yu Gothic"/>
+          <w:b w:val="0"/>
+          <w:i w:val="0"/>
+          <w:sz w:val="21"/>
+        </w:rPr>
+        <w:t xml:space="preserve"> に変わり、リフレッシュ後に再度 </w:t>
+      </w:r>
+      <w:r>
+        <w:rPr>
+          <w:rFonts w:ascii="Yu Gothic" w:hAnsi="Yu Gothic" w:eastAsia="Yu Gothic"/>
+          <w:b/>
+          <w:i w:val="0"/>
+          <w:sz w:val="21"/>
+        </w:rPr>
+        <w:t>学習する</w:t>
+      </w:r>
+      <w:r>
+        <w:rPr>
+          <w:rFonts w:ascii="Yu Gothic" w:hAnsi="Yu Gothic" w:eastAsia="Yu Gothic"/>
+          <w:b w:val="0"/>
+          <w:i w:val="0"/>
+          <w:sz w:val="21"/>
+        </w:rPr>
+        <w:t xml:space="preserve"> と </w:t>
+      </w:r>
+      <w:r>
+        <w:rPr>
+          <w:rFonts w:ascii="Yu Gothic" w:hAnsi="Yu Gothic" w:eastAsia="Yu Gothic"/>
+          <w:b/>
+          <w:i w:val="0"/>
+          <w:sz w:val="21"/>
+        </w:rPr>
+        <w:t>未学習</w:t>
+      </w:r>
+      <w:r>
+        <w:rPr>
+          <w:rFonts w:ascii="Yu Gothic" w:hAnsi="Yu Gothic" w:eastAsia="Yu Gothic"/>
+          <w:b w:val="0"/>
+          <w:i w:val="0"/>
+          <w:sz w:val="21"/>
+        </w:rPr>
+        <w:t xml:space="preserve"> と表示された場合、学習は成功しません。学習履歴検索で完了時間とステータスを確認し、結果がない場合はシミュレータテストを品質チェックとして使用しません。</w:t>
       </w:r>
     </w:p>
     <w:p>
@@ -1606,54 +2092,62 @@
     </w:p>
     <w:p>
       <w:pPr>
-        <w:pStyle w:val="ListNumber"/>
         <w:spacing w:after="80"/>
+        <w:ind w:left="360" w:hanging="288"/>
       </w:pPr>
       <w:r>
         <w:rPr>
           <w:rFonts w:ascii="Yu Gothic" w:hAnsi="Yu Gothic" w:eastAsia="Yu Gothic"/>
+          <w:b w:val="0"/>
+          <w:i w:val="0"/>
           <w:sz w:val="21"/>
         </w:rPr>
-        <w:t>作成したボットのバージョン作業画面に移動します。</w:t>
+        <w:t>1. 作成したボットのバージョン作業画面に移動します。</w:t>
       </w:r>
     </w:p>
     <w:p>
       <w:pPr>
-        <w:pStyle w:val="ListNumber"/>
         <w:spacing w:after="80"/>
+        <w:ind w:left="360" w:hanging="288"/>
       </w:pPr>
       <w:r>
         <w:rPr>
           <w:rFonts w:ascii="Yu Gothic" w:hAnsi="Yu Gothic" w:eastAsia="Yu Gothic"/>
+          <w:b w:val="0"/>
+          <w:i w:val="0"/>
           <w:sz w:val="21"/>
         </w:rPr>
-        <w:t>シミュレータを開きます。</w:t>
+        <w:t>2. シミュレータを開きます。</w:t>
       </w:r>
     </w:p>
     <w:p>
       <w:pPr>
-        <w:pStyle w:val="ListNumber"/>
         <w:spacing w:after="80"/>
+        <w:ind w:left="360" w:hanging="288"/>
       </w:pPr>
       <w:r>
         <w:rPr>
           <w:rFonts w:ascii="Yu Gothic" w:hAnsi="Yu Gothic" w:eastAsia="Yu Gothic"/>
+          <w:b w:val="0"/>
+          <w:i w:val="0"/>
           <w:sz w:val="21"/>
         </w:rPr>
-        <w:t>準備した短いテスト発話を入力します。</w:t>
+        <w:t>3. 準備した短いテスト発話を入力します。</w:t>
       </w:r>
     </w:p>
     <w:p>
       <w:pPr>
-        <w:pStyle w:val="ListNumber"/>
         <w:spacing w:after="80"/>
+        <w:ind w:left="360" w:hanging="288"/>
       </w:pPr>
       <w:r>
         <w:rPr>
           <w:rFonts w:ascii="Yu Gothic" w:hAnsi="Yu Gothic" w:eastAsia="Yu Gothic"/>
+          <w:b w:val="0"/>
+          <w:i w:val="0"/>
           <w:sz w:val="21"/>
         </w:rPr>
-        <w:t>テストを実行します。</w:t>
+        <w:t>4. テストを実行します。</w:t>
       </w:r>
     </w:p>
     <w:p>
@@ -1708,67 +2202,77 @@
     </w:p>
     <w:p>
       <w:pPr>
-        <w:pStyle w:val="ListNumber"/>
         <w:spacing w:after="80"/>
+        <w:ind w:left="360" w:hanging="288"/>
       </w:pPr>
       <w:r>
         <w:rPr>
           <w:rFonts w:ascii="Yu Gothic" w:hAnsi="Yu Gothic" w:eastAsia="Yu Gothic"/>
+          <w:b w:val="0"/>
+          <w:i w:val="0"/>
           <w:sz w:val="21"/>
         </w:rPr>
-        <w:t>現在選択されているボットとバージョンがテスト対象であることを確認します。</w:t>
+        <w:t>1. 現在選択されているボットとバージョンがテスト対象であることを確認します。</w:t>
       </w:r>
     </w:p>
     <w:p>
       <w:pPr>
-        <w:pStyle w:val="ListNumber"/>
         <w:spacing w:after="80"/>
+        <w:ind w:left="360" w:hanging="288"/>
       </w:pPr>
       <w:r>
         <w:rPr>
           <w:rFonts w:ascii="Yu Gothic" w:hAnsi="Yu Gothic" w:eastAsia="Yu Gothic"/>
+          <w:b w:val="0"/>
+          <w:i w:val="0"/>
           <w:sz w:val="21"/>
         </w:rPr>
-        <w:t>NLU方式・モデル・回答方式の組み合わせ状態を確認します。</w:t>
+        <w:t>2. NLU方式・モデル・回答方式の組み合わせ状態を確認します。</w:t>
       </w:r>
     </w:p>
     <w:p>
       <w:pPr>
-        <w:pStyle w:val="ListNumber"/>
         <w:spacing w:after="80"/>
+        <w:ind w:left="360" w:hanging="288"/>
       </w:pPr>
       <w:r>
         <w:rPr>
           <w:rFonts w:ascii="Yu Gothic" w:hAnsi="Yu Gothic" w:eastAsia="Yu Gothic"/>
+          <w:b w:val="0"/>
+          <w:i w:val="0"/>
           <w:sz w:val="21"/>
         </w:rPr>
-        <w:t>学習またはインデックス準備状態とエラーメッセージを確認します。</w:t>
+        <w:t>3. 学習またはインデックス準備状態とエラーメッセージを確認します。</w:t>
       </w:r>
     </w:p>
     <w:p>
       <w:pPr>
-        <w:pStyle w:val="ListNumber"/>
         <w:spacing w:after="80"/>
+        <w:ind w:left="360" w:hanging="288"/>
       </w:pPr>
       <w:r>
         <w:rPr>
           <w:rFonts w:ascii="Yu Gothic" w:hAnsi="Yu Gothic" w:eastAsia="Yu Gothic"/>
+          <w:b w:val="0"/>
+          <w:i w:val="0"/>
           <w:sz w:val="21"/>
         </w:rPr>
-        <w:t>代表発話とは異なる変形発話をそれぞれ再入力します。</w:t>
+        <w:t>4. 代表発話とは異なる変形発話をそれぞれ再入力します。</w:t>
       </w:r>
     </w:p>
     <w:p>
       <w:pPr>
-        <w:pStyle w:val="ListNumber"/>
         <w:spacing w:after="80"/>
+        <w:ind w:left="360" w:hanging="288"/>
       </w:pPr>
       <w:r>
         <w:rPr>
           <w:rFonts w:ascii="Yu Gothic" w:hAnsi="Yu Gothic" w:eastAsia="Yu Gothic"/>
+          <w:b w:val="0"/>
+          <w:i w:val="0"/>
           <w:sz w:val="21"/>
         </w:rPr>
-        <w:t>失敗し続けるとボット・バージョン・エンジン・発火・エラー時刻を記録して運営担当者に伝えます。</w:t>
+        <w:t>5. 失敗し続けるとボット・バージョン・エンジン・発火・エラー時刻を記録して運営担当者に伝えます。</w:t>
       </w:r>
     </w:p>
     <w:p>
@@ -1804,6 +2308,8 @@
       <w:r>
         <w:rPr>
           <w:rFonts w:ascii="Yu Gothic" w:hAnsi="Yu Gothic" w:eastAsia="Yu Gothic"/>
+          <w:b w:val="0"/>
+          <w:i w:val="0"/>
           <w:sz w:val="21"/>
         </w:rPr>
         <w:t>シミュレータ：入力発話と即時応答</w:t>
@@ -1817,6 +2323,8 @@
       <w:r>
         <w:rPr>
           <w:rFonts w:ascii="Yu Gothic" w:hAnsi="Yu Gothic" w:eastAsia="Yu Gothic"/>
+          <w:b w:val="0"/>
+          <w:i w:val="0"/>
           <w:sz w:val="21"/>
         </w:rPr>
         <w:t>分析：累積分類結果と適用段階</w:t>
@@ -1830,6 +2338,8 @@
       <w:r>
         <w:rPr>
           <w:rFonts w:ascii="Yu Gothic" w:hAnsi="Yu Gothic" w:eastAsia="Yu Gothic"/>
+          <w:b w:val="0"/>
+          <w:i w:val="0"/>
           <w:sz w:val="21"/>
         </w:rPr>
         <w:t>評価：評価データと結果</w:t>
@@ -1843,6 +2353,8 @@
       <w:r>
         <w:rPr>
           <w:rFonts w:ascii="Yu Gothic" w:hAnsi="Yu Gothic" w:eastAsia="Yu Gothic"/>
+          <w:b w:val="0"/>
+          <w:i w:val="0"/>
           <w:sz w:val="21"/>
         </w:rPr>
         <w:t>会話履歴：保存された会話履歴</w:t>
@@ -1870,6 +2382,354 @@
           <w:i w:val="0"/>
           <w:sz w:val="21"/>
         </w:rPr>
+        <w:t>画面内Getting Startedの使い方</w:t>
+      </w:r>
+    </w:p>
+    <w:p>
+      <w:r>
+        <w:rPr>
+          <w:rFonts w:ascii="Yu Gothic" w:hAnsi="Yu Gothic" w:eastAsia="Yu Gothic"/>
+          <w:b w:val="0"/>
+          <w:i w:val="0"/>
+          <w:sz w:val="21"/>
+        </w:rPr>
+        <w:t xml:space="preserve">左下の </w:t>
+      </w:r>
+      <w:r>
+        <w:rPr>
+          <w:rFonts w:ascii="Yu Gothic" w:hAnsi="Yu Gothic" w:eastAsia="Yu Gothic"/>
+          <w:b/>
+          <w:i w:val="0"/>
+          <w:sz w:val="21"/>
+        </w:rPr>
+        <w:t>?</w:t>
+      </w:r>
+      <w:r>
+        <w:rPr>
+          <w:rFonts w:ascii="Yu Gothic" w:hAnsi="Yu Gothic" w:eastAsia="Yu Gothic"/>
+          <w:b w:val="0"/>
+          <w:i w:val="0"/>
+          <w:sz w:val="21"/>
+        </w:rPr>
+        <w:t xml:space="preserve"> を開き、</w:t>
+      </w:r>
+      <w:r>
+        <w:rPr>
+          <w:rFonts w:ascii="Yu Gothic" w:hAnsi="Yu Gothic" w:eastAsia="Yu Gothic"/>
+          <w:b/>
+          <w:i w:val="0"/>
+          <w:sz w:val="21"/>
+        </w:rPr>
+        <w:t>はじめに</w:t>
+      </w:r>
+      <w:r>
+        <w:rPr>
+          <w:rFonts w:ascii="Yu Gothic" w:hAnsi="Yu Gothic" w:eastAsia="Yu Gothic"/>
+          <w:b w:val="0"/>
+          <w:i w:val="0"/>
+          <w:sz w:val="21"/>
+        </w:rPr>
+        <w:t xml:space="preserve"> を選択します。ガイドは現在のCGA画面上に表示され、いつでも閉じられます。</w:t>
+      </w:r>
+    </w:p>
+    <w:tbl>
+      <w:tblPr>
+        <w:tblStyle w:val="TableGrid"/>
+        <w:tblW w:type="dxa" w:w="9360"/>
+        <w:jc w:val="left"/>
+        <w:tblLayout w:type="fixed"/>
+        <w:tblLook w:firstColumn="1" w:firstRow="1" w:lastColumn="0" w:lastRow="0" w:noHBand="0" w:noVBand="1" w:val="04A0"/>
+      </w:tblPr>
+      <w:tblGrid>
+        <w:gridCol w:w="4680"/>
+        <w:gridCol w:w="4680"/>
+      </w:tblGrid>
+      <w:tr>
+        <w:tc>
+          <w:tcPr>
+            <w:tcW w:type="dxa" w:w="4680"/>
+            <w:vAlign w:val="center"/>
+            <w:tcMar>
+              <w:top w:w="80" w:type="dxa"/>
+              <w:start w:w="120" w:type="dxa"/>
+              <w:bottom w:w="80" w:type="dxa"/>
+              <w:end w:w="120" w:type="dxa"/>
+            </w:tcMar>
+            <w:shd w:fill="E8EEF5"/>
+          </w:tcPr>
+          <w:p>
+            <w:pPr>
+              <w:spacing w:after="40"/>
+            </w:pPr>
+            <w:r/>
+            <w:r>
+              <w:rPr>
+                <w:rFonts w:ascii="Yu Gothic" w:hAnsi="Yu Gothic" w:eastAsia="Yu Gothic"/>
+                <w:b/>
+                <w:i w:val="0"/>
+                <w:color w:val="1F4D78"/>
+                <w:sz w:val="18"/>
+              </w:rPr>
+              <w:t>コース</w:t>
+            </w:r>
+          </w:p>
+        </w:tc>
+        <w:tc>
+          <w:tcPr>
+            <w:tcW w:type="dxa" w:w="4680"/>
+            <w:vAlign w:val="center"/>
+            <w:tcMar>
+              <w:top w:w="80" w:type="dxa"/>
+              <w:start w:w="120" w:type="dxa"/>
+              <w:bottom w:w="80" w:type="dxa"/>
+              <w:end w:w="120" w:type="dxa"/>
+            </w:tcMar>
+            <w:shd w:fill="E8EEF5"/>
+          </w:tcPr>
+          <w:p>
+            <w:pPr>
+              <w:spacing w:after="40"/>
+            </w:pPr>
+            <w:r/>
+            <w:r>
+              <w:rPr>
+                <w:rFonts w:ascii="Yu Gothic" w:hAnsi="Yu Gothic" w:eastAsia="Yu Gothic"/>
+                <w:b/>
+                <w:i w:val="0"/>
+                <w:color w:val="1F4D78"/>
+                <w:sz w:val="18"/>
+              </w:rPr>
+              <w:t>8ステップ</w:t>
+            </w:r>
+          </w:p>
+        </w:tc>
+      </w:tr>
+      <w:tr>
+        <w:tc>
+          <w:tcPr>
+            <w:tcW w:type="dxa" w:w="4680"/>
+            <w:vAlign w:val="center"/>
+            <w:tcMar>
+              <w:top w:w="80" w:type="dxa"/>
+              <w:start w:w="120" w:type="dxa"/>
+              <w:bottom w:w="80" w:type="dxa"/>
+              <w:end w:w="120" w:type="dxa"/>
+            </w:tcMar>
+          </w:tcPr>
+          <w:p>
+            <w:pPr>
+              <w:spacing w:after="40"/>
+            </w:pPr>
+            <w:r/>
+            <w:r>
+              <w:rPr>
+                <w:rFonts w:ascii="Yu Gothic" w:hAnsi="Yu Gothic" w:eastAsia="Yu Gothic"/>
+                <w:b w:val="0"/>
+                <w:i w:val="0"/>
+                <w:sz w:val="18"/>
+              </w:rPr>
+              <w:t>主要メニューを見る</w:t>
+            </w:r>
+          </w:p>
+        </w:tc>
+        <w:tc>
+          <w:tcPr>
+            <w:tcW w:type="dxa" w:w="4680"/>
+            <w:vAlign w:val="center"/>
+            <w:tcMar>
+              <w:top w:w="80" w:type="dxa"/>
+              <w:start w:w="120" w:type="dxa"/>
+              <w:bottom w:w="80" w:type="dxa"/>
+              <w:end w:w="120" w:type="dxa"/>
+            </w:tcMar>
+          </w:tcPr>
+          <w:p>
+            <w:pPr>
+              <w:spacing w:after="40"/>
+            </w:pPr>
+            <w:r/>
+            <w:r>
+              <w:rPr>
+                <w:rFonts w:ascii="Yu Gothic" w:hAnsi="Yu Gothic" w:eastAsia="Yu Gothic"/>
+                <w:b w:val="0"/>
+                <w:i w:val="0"/>
+                <w:sz w:val="18"/>
+              </w:rPr>
+              <w:t>Bot → API → Admin → 意図・学習文 → エンティティ・辞書 → 評価 → 再学習 → 分析</w:t>
+            </w:r>
+          </w:p>
+        </w:tc>
+      </w:tr>
+      <w:tr>
+        <w:tc>
+          <w:tcPr>
+            <w:tcW w:type="dxa" w:w="4680"/>
+            <w:vAlign w:val="center"/>
+            <w:tcMar>
+              <w:top w:w="80" w:type="dxa"/>
+              <w:start w:w="120" w:type="dxa"/>
+              <w:bottom w:w="80" w:type="dxa"/>
+              <w:end w:w="120" w:type="dxa"/>
+            </w:tcMar>
+          </w:tcPr>
+          <w:p>
+            <w:pPr>
+              <w:spacing w:after="40"/>
+            </w:pPr>
+            <w:r/>
+            <w:r>
+              <w:rPr>
+                <w:rFonts w:ascii="Yu Gothic" w:hAnsi="Yu Gothic" w:eastAsia="Yu Gothic"/>
+                <w:b w:val="0"/>
+                <w:i w:val="0"/>
+                <w:sz w:val="18"/>
+              </w:rPr>
+              <w:t>ボットを作成</w:t>
+            </w:r>
+          </w:p>
+        </w:tc>
+        <w:tc>
+          <w:tcPr>
+            <w:tcW w:type="dxa" w:w="4680"/>
+            <w:vAlign w:val="center"/>
+            <w:tcMar>
+              <w:top w:w="80" w:type="dxa"/>
+              <w:start w:w="120" w:type="dxa"/>
+              <w:bottom w:w="80" w:type="dxa"/>
+              <w:end w:w="120" w:type="dxa"/>
+            </w:tcMar>
+          </w:tcPr>
+          <w:p>
+            <w:pPr>
+              <w:spacing w:after="40"/>
+            </w:pPr>
+            <w:r/>
+            <w:r>
+              <w:rPr>
+                <w:rFonts w:ascii="Yu Gothic" w:hAnsi="Yu Gothic" w:eastAsia="Yu Gothic"/>
+                <w:b w:val="0"/>
+                <w:i w:val="0"/>
+                <w:sz w:val="18"/>
+              </w:rPr>
+              <w:t>作成 → 意図認識エンジン → モデル・回答方式 → 意図・学習文 → エンティティ・辞書・フロー → 学習 → ボットテスト → 品質改善</w:t>
+            </w:r>
+          </w:p>
+        </w:tc>
+      </w:tr>
+    </w:tbl>
+    <w:p/>
+    <w:p>
+      <w:r>
+        <w:rPr>
+          <w:rFonts w:ascii="Yu Gothic" w:hAnsi="Yu Gothic" w:eastAsia="Yu Gothic"/>
+          <w:b w:val="0"/>
+          <w:i w:val="0"/>
+          <w:sz w:val="21"/>
+        </w:rPr>
+        <w:t xml:space="preserve">コースを選び </w:t>
+      </w:r>
+      <w:r>
+        <w:rPr>
+          <w:rFonts w:ascii="Yu Gothic" w:hAnsi="Yu Gothic" w:eastAsia="Yu Gothic"/>
+          <w:b/>
+          <w:i w:val="0"/>
+          <w:sz w:val="21"/>
+        </w:rPr>
+        <w:t>体験開始</w:t>
+      </w:r>
+      <w:r>
+        <w:rPr>
+          <w:rFonts w:ascii="Yu Gothic" w:hAnsi="Yu Gothic" w:eastAsia="Yu Gothic"/>
+          <w:b w:val="0"/>
+          <w:i w:val="0"/>
+          <w:sz w:val="21"/>
+        </w:rPr>
+        <w:t xml:space="preserve"> を押します。</w:t>
+      </w:r>
+      <w:r>
+        <w:rPr>
+          <w:rFonts w:ascii="Yu Gothic" w:hAnsi="Yu Gothic" w:eastAsia="Yu Gothic"/>
+          <w:b/>
+          <w:i w:val="0"/>
+          <w:sz w:val="21"/>
+        </w:rPr>
+        <w:t>前へ</w:t>
+      </w:r>
+      <w:r>
+        <w:rPr>
+          <w:rFonts w:ascii="Yu Gothic" w:hAnsi="Yu Gothic" w:eastAsia="Yu Gothic"/>
+          <w:b w:val="0"/>
+          <w:i w:val="0"/>
+          <w:sz w:val="21"/>
+        </w:rPr>
+        <w:t>、</w:t>
+      </w:r>
+      <w:r>
+        <w:rPr>
+          <w:rFonts w:ascii="Yu Gothic" w:hAnsi="Yu Gothic" w:eastAsia="Yu Gothic"/>
+          <w:b/>
+          <w:i w:val="0"/>
+          <w:sz w:val="21"/>
+        </w:rPr>
+        <w:t>次へ</w:t>
+      </w:r>
+      <w:r>
+        <w:rPr>
+          <w:rFonts w:ascii="Yu Gothic" w:hAnsi="Yu Gothic" w:eastAsia="Yu Gothic"/>
+          <w:b w:val="0"/>
+          <w:i w:val="0"/>
+          <w:sz w:val="21"/>
+        </w:rPr>
+        <w:t>、または番号で移動できます。</w:t>
+      </w:r>
+      <w:r>
+        <w:rPr>
+          <w:rFonts w:ascii="Yu Gothic" w:hAnsi="Yu Gothic" w:eastAsia="Yu Gothic"/>
+          <w:b/>
+          <w:i w:val="0"/>
+          <w:sz w:val="21"/>
+        </w:rPr>
+        <w:t>別のコースを見る</w:t>
+      </w:r>
+      <w:r>
+        <w:rPr>
+          <w:rFonts w:ascii="Yu Gothic" w:hAnsi="Yu Gothic" w:eastAsia="Yu Gothic"/>
+          <w:b w:val="0"/>
+          <w:i w:val="0"/>
+          <w:sz w:val="21"/>
+        </w:rPr>
+        <w:t>で切り替えます。最終ステップの</w:t>
+      </w:r>
+      <w:r>
+        <w:rPr>
+          <w:rFonts w:ascii="Yu Gothic" w:hAnsi="Yu Gothic" w:eastAsia="Yu Gothic"/>
+          <w:b/>
+          <w:i w:val="0"/>
+          <w:sz w:val="21"/>
+        </w:rPr>
+        <w:t>体験を終了</w:t>
+      </w:r>
+      <w:r>
+        <w:rPr>
+          <w:rFonts w:ascii="Yu Gothic" w:hAnsi="Yu Gothic" w:eastAsia="Yu Gothic"/>
+          <w:b w:val="0"/>
+          <w:i w:val="0"/>
+          <w:sz w:val="21"/>
+        </w:rPr>
+        <w:t>はボット一覧または新規作成画面を開きます。起動時に表示しない設定は現在のブラウザーだけに保存され、ヘルプから再度開けます。</w:t>
+      </w:r>
+    </w:p>
+    <w:p>
+      <w:pPr>
+        <w:pStyle w:val="Heading1"/>
+      </w:pPr>
+      <w:r>
+        <w:rPr>
+          <w:rFonts w:ascii="Yu Gothic" w:hAnsi="Yu Gothic" w:eastAsia="Yu Gothic"/>
+          <w:b/>
+          <w:i w:val="0"/>
+          <w:sz w:val="21"/>
+        </w:rPr>
         <w:t>次のドキュメント</w:t>
       </w:r>
     </w:p>
@@ -1881,9 +2741,11 @@
       <w:r>
         <w:rPr>
           <w:rFonts w:ascii="Yu Gothic" w:hAnsi="Yu Gothic" w:eastAsia="Yu Gothic"/>
+          <w:b w:val="0"/>
+          <w:i w:val="0"/>
           <w:sz w:val="21"/>
         </w:rPr>
-        <w:t>[CGA マニュアル全体表示](../README.md)</w:t>
+        <w:t>CGA マニュアル全体表示</w:t>
       </w:r>
     </w:p>
     <w:p>
@@ -1894,9 +2756,11 @@
       <w:r>
         <w:rPr>
           <w:rFonts w:ascii="Yu Gothic" w:hAnsi="Yu Gothic" w:eastAsia="Yu Gothic"/>
+          <w:b w:val="0"/>
+          <w:i w:val="0"/>
           <w:sz w:val="21"/>
         </w:rPr>
-        <w:t>[CGA ユーザーマニュアル](../cga-user-manual/README.md)</w:t>
+        <w:t>CGA ユーザーマニュアル</w:t>
       </w:r>
     </w:p>
     <w:p>
@@ -1907,9 +2771,11 @@
       <w:r>
         <w:rPr>
           <w:rFonts w:ascii="Yu Gothic" w:hAnsi="Yu Gothic" w:eastAsia="Yu Gothic"/>
+          <w:b w:val="0"/>
+          <w:i w:val="0"/>
           <w:sz w:val="21"/>
         </w:rPr>
-        <w:t>[CGA NLU活用ガイド](../cga-nlu-guide/README.md)</w:t>
+        <w:t>CGA NLU活用ガイド</w:t>
       </w:r>
     </w:p>
     <w:sectPr>
